--- a/Basisinfos/Spezifikation.docx
+++ b/Basisinfos/Spezifikation.docx
@@ -9411,7 +9411,92 @@
         <w:t>kein</w:t>
       </w:r>
       <w:r>
-        <w:t xml:space="preserve"> Kauf.</w:t>
+        <w:t xml:space="preserve"> Kauf. </w:t>
+      </w:r>
+      <w:r>
+        <w:rPr>
+          <w:b/>
+        </w:rPr>
+        <w:t>NICHT UMGESETZT (Stand 2026-08-04, Regler-Audit).</w:t>
+      </w:r>
+      <w:r>
+        <w:t xml:space="preserve"> Bewusst festgehalten statt stillschweigend offen gelassen: es gibt weder ein Gate im Risk-Gate noch eine Prompt-Regel in einem der sechs Analysten. Der nächste Verwandte ist Regel 9 in </w:t>
+      </w:r>
+      <w:r>
+        <w:rPr>
+          <w:rFonts w:ascii="Consolas" w:hAnsi="Consolas"/>
+          <w:color w:val="882222"/>
+          <w:sz w:val="18"/>
+        </w:rPr>
+        <w:t>agent/aktien/analyst.py</w:t>
+      </w:r>
+      <w:r>
+        <w:t xml:space="preserve">, die aber die BEWERTUNGSqualität prüft (KGV gegen Forward-KGV gegen Wachstum) und nicht den AZ-5-Fall „Nachkauf in einen fallenden Kurs". Der Config-Schlüssel </w:t>
+      </w:r>
+      <w:r>
+        <w:rPr>
+          <w:rFonts w:ascii="Consolas" w:hAnsi="Consolas"/>
+          <w:color w:val="882222"/>
+          <w:sz w:val="18"/>
+        </w:rPr>
+        <w:t>antizyklisch.fundamental_gate: true</w:t>
+      </w:r>
+      <w:r>
+        <w:t xml:space="preserve"> wurde nie gelesen. </w:t>
+      </w:r>
+      <w:r>
+        <w:rPr>
+          <w:i/>
+        </w:rPr>
+        <w:t>Warum nicht umgesetzt:</w:t>
+      </w:r>
+      <w:r>
+        <w:t xml:space="preserve"> Für </w:t>
+      </w:r>
+      <w:r>
+        <w:rPr>
+          <w:b/>
+        </w:rPr>
+        <w:t>Krypto</w:t>
+      </w:r>
+      <w:r>
+        <w:t xml:space="preserve"> fehlt die Datengrundlage — „Substanz" hat dort keine bilanzielle Entsprechung, und Ersatzgrößen (On-Chain-Aktivität, TVL, Entwicklertätigkeit) werden nicht abgerufen. Ein Gate wäre ein eigenes Datenprojekt. Für </w:t>
+      </w:r>
+      <w:r>
+        <w:rPr>
+          <w:b/>
+        </w:rPr>
+        <w:t>Aktien/Themen-ETF</w:t>
+      </w:r>
+      <w:r>
+        <w:t xml:space="preserve"> wäre es über die vorhandenen yfinance-Fundamentaldaten machbar, aber mit derzeit 7 auswertbaren Aktien-Signalen über Monate nicht überprüfbar — es entstünde eine Regel aus Prinzip statt aus Messung. </w:t>
+      </w:r>
+      <w:r>
+        <w:rPr>
+          <w:i/>
+        </w:rPr>
+        <w:t>Wiedervorlage:</w:t>
+      </w:r>
+      <w:r>
+        <w:t xml:space="preserve"> wenn das System stabil läuft und die Multi-Asset-Stichprobe belastbar ist, für Aktien/Themen-ETF als weiche Stage-2-Regel (Fakt + Prompt, kein Veto mit erfundener Schwelle) erneut bewerten. </w:t>
+      </w:r>
+      <w:r>
+        <w:rPr>
+          <w:b/>
+        </w:rPr>
+        <w:t>Achtung, Kopplung:</w:t>
+      </w:r>
+      <w:r>
+        <w:t xml:space="preserve"> AZ-8 nennt das Fundamental-Gate ausdrücklich als einen von sechs Schaltkreis-Unterbrechern. Bis 2026-08-04 fehlten zwei der sechs — dieser hier und die Drawdown-Notbremse (Z-3). </w:t>
+      </w:r>
+      <w:r>
+        <w:rPr>
+          <w:b/>
+        </w:rPr>
+        <w:t>Z-3 ist seit 2026-08-04 umgesetzt</w:t>
+      </w:r>
+      <w:r>
+        <w:t xml:space="preserve"> (Task #612), offen bleibt allein das Fundamental-Gate. Das Schutzkonzept ist damit nicht mehr zu einem Drittel, sondern zu einem Sechstel unbelegt; wer sich darauf beruft, muss diese eine Lücke mitdenken.</w:t>
       </w:r>
     </w:p>
     <w:p>
@@ -9769,18 +9854,47 @@
         <w:pStyle w:val="ListBullet"/>
       </w:pPr>
       <w:r>
-        <w:t xml:space="preserve">Maximaler tolerierter Gesamt-Drawdown (Z-3)? Vorschlag −15 %. Drawdown-Notbremse (RM-7) technisch noch nicht umgesetzt (braucht eine Portfolio-Wert-Historie, die noch nicht existiert) — im Facts-Objekt an Groq ehrlich als </w:t>
-      </w:r>
-      <w:r>
-        <w:rPr>
-          <w:rFonts w:ascii="Consolas" w:hAnsi="Consolas"/>
-          <w:color w:val="882222"/>
-          <w:sz w:val="18"/>
-        </w:rPr>
-        <w:t>risiko_check.drawdown_notbremse_geprueft: false</w:t>
-      </w:r>
-      <w:r>
-        <w:t xml:space="preserve"> ausgewiesen.</w:t>
+        <w:t xml:space="preserve">Maximaler tolerierter Gesamt-Drawdown (Z-3): </w:t>
+      </w:r>
+      <w:r>
+        <w:rPr>
+          <w:b/>
+        </w:rPr>
+        <w:t>−15 %, umgesetzt 2026-08-04</w:t>
+      </w:r>
+      <w:r>
+        <w:t xml:space="preserve"> (Task #612). Die fehlende Portfolio-Wert-Historie war der Blocker; sie existiert jetzt als Tabelle </w:t>
+      </w:r>
+      <w:r>
+        <w:rPr>
+          <w:rFonts w:ascii="Consolas" w:hAnsi="Consolas"/>
+          <w:color w:val="882222"/>
+          <w:sz w:val="18"/>
+        </w:rPr>
+        <w:t>portfolio_wert_historie</w:t>
+      </w:r>
+      <w:r>
+        <w:t xml:space="preserve">, gefüllt aus den Bitpanda-Buchungen und täglich fortgeschrieben. Gerechnet wird auf einer </w:t>
+      </w:r>
+      <w:r>
+        <w:rPr>
+          <w:b/>
+        </w:rPr>
+        <w:t>mengenkonstanten</w:t>
+      </w:r>
+      <w:r>
+        <w:t xml:space="preserve"> Wertreihe — 15 % meint reine Marktbewegung, eigene Zu-/Verkäufe sind herausgerechnet. Aufschlüsselung nach Assetklasse existiert als Diagnose, ausgelöst wird aber weiterhin auf dem Gesamtwert (Begründung siehe </w:t>
+      </w:r>
+      <w:r>
+        <w:rPr>
+          <w:rFonts w:ascii="Consolas" w:hAnsi="Consolas"/>
+          <w:color w:val="882222"/>
+          <w:sz w:val="18"/>
+        </w:rPr>
+        <w:t>reihen_je_kategorie()</w:t>
+      </w:r>
+      <w:r>
+        <w:t>).</w:t>
       </w:r>
     </w:p>
     <w:p>
